--- a/contratos/ANEXO_ECONOMICO_ASESORA_v1.docx
+++ b/contratos/ANEXO_ECONOMICO_ASESORA_v1.docx
@@ -24,7 +24,7 @@
           <w:color w:val="777777"/>
           <w:sz w:val="19"/>
         </w:rPr>
-        <w:t>BORRADOR 14/09/2026 — PENDIENTE VISTO BUENO DEL ABOGADO · Hace parte integral del Contrato de Prestación de Servicios Comerciales suscrito entre las partes</w:t>
+        <w:t>Hace parte integral del Contrato de Prestación de Servicios Comerciales suscrito entre las partes</w:t>
       </w:r>
     </w:p>
     <w:p/>
